--- a/public/templates/orientation-week-template.docx
+++ b/public/templates/orientation-week-template.docx
@@ -97,7 +97,7 @@
               </w:rPr>
             </w:pPr>
             <w:r>
-              <w:t>{prepared_by}</w:t>
+              <w:t>{{prepared_by}}</w:t>
             </w:r>
           </w:p>
         </w:tc>
@@ -164,7 +164,7 @@
               </w:rPr>
             </w:pPr>
             <w:r>
-              <w:t>{location}</w:t>
+              <w:t>{{location}}</w:t>
             </w:r>
           </w:p>
         </w:tc>
@@ -231,7 +231,7 @@
               </w:rPr>
             </w:pPr>
             <w:r>
-              <w:t>{period}</w:t>
+              <w:t>{{period}}</w:t>
             </w:r>
           </w:p>
         </w:tc>
